--- a/documentation/BAITE203_Lab_Assessment_Review2_Refined_Format.docx
+++ b/documentation/BAITE203_Lab_Assessment_Review2_Refined_Format.docx
@@ -4349,15 +4349,8 @@
         <w:keepNext/>
         <w:spacing w:before="180" w:after="80"/>
       </w:pPr>
-      <w:r/>
       <w:r>
-        <w:rPr>
-          <w:rFonts w:ascii="Lato" w:hAnsi="Lato"/>
-          <w:b/>
-          <w:color w:val="0E6C78"/>
-          <w:sz w:val="22"/>
-        </w:rPr>
-        <w:t>4.2 Comparative Latency and Jitter Telemetry Across Campus Sectors</w:t>
+        <w:t>4.3 Comparative Latency and Jitter Telemetry Across Campus Sectors</w:t>
       </w:r>
     </w:p>
     <w:p>
@@ -5442,15 +5435,8 @@
         <w:keepNext/>
         <w:spacing w:before="180" w:after="80"/>
       </w:pPr>
-      <w:r/>
       <w:r>
-        <w:rPr>
-          <w:rFonts w:ascii="Lato" w:hAnsi="Lato"/>
-          <w:b/>
-          <w:color w:val="0E6C78"/>
-          <w:sz w:val="22"/>
-        </w:rPr>
-        <w:t>4.3 Summary of Implementation &amp; Evaluation Findings</w:t>
+        <w:t>4.4 Summary of Implementation &amp; Evaluation Findings</w:t>
       </w:r>
     </w:p>
     <w:p>

--- a/documentation/BAITE203_Lab_Assessment_Review2_Refined_Format.docx
+++ b/documentation/BAITE203_Lab_Assessment_Review2_Refined_Format.docx
@@ -4349,7 +4349,14 @@
         <w:keepNext/>
         <w:spacing w:before="180" w:after="80"/>
       </w:pPr>
+      <w:r/>
       <w:r>
+        <w:rPr>
+          <w:rFonts w:ascii="Lato" w:hAnsi="Lato"/>
+          <w:b/>
+          <w:color w:val="0E6C78"/>
+          <w:sz w:val="22"/>
+        </w:rPr>
         <w:t>4.3 Comparative Latency and Jitter Telemetry Across Campus Sectors</w:t>
       </w:r>
     </w:p>
@@ -5435,8 +5442,2150 @@
         <w:keepNext/>
         <w:spacing w:before="180" w:after="80"/>
       </w:pPr>
+      <w:r/>
       <w:r>
-        <w:t>4.4 Summary of Implementation &amp; Evaluation Findings</w:t>
+        <w:rPr>
+          <w:rFonts w:ascii="Lato" w:hAnsi="Lato"/>
+          <w:b/>
+          <w:color w:val="0E6C78"/>
+          <w:sz w:val="22"/>
+        </w:rPr>
+        <w:t>4.4 Comprehensive Routing Metrics Comparison: Flat Area 0 vs. Our 5-Area Architecture</w:t>
+      </w:r>
+    </w:p>
+    <w:p>
+      <w:pPr>
+        <w:spacing w:before="40" w:after="96" w:line="264" w:lineRule="auto"/>
+        <w:jc w:val="both"/>
+      </w:pPr>
+      <w:r/>
+      <w:r>
+        <w:rPr>
+          <w:rFonts w:ascii="Caladea" w:hAnsi="Caladea"/>
+          <w:color w:val="22272E"/>
+          <w:sz w:val="20"/>
+        </w:rPr>
+        <w:t>To rigorously quantify routing protocol efficiency, stability, and protocol overhead, a comprehensive metric evaluation was conducted. The table below compares the performance of a conventional flat Area 0 deployment against our engineered hierarchical 5-area OSPF architecture across all key routing and protocol metrics:</w:t>
+      </w:r>
+    </w:p>
+    <w:tbl>
+      <w:tblPr>
+        <w:tblW w:type="auto" w:w="0"/>
+        <w:jc w:val="center"/>
+        <w:tblLayout w:type="fixed"/>
+        <w:tblLook w:firstColumn="1" w:firstRow="1" w:lastColumn="0" w:lastRow="0" w:noHBand="0" w:noVBand="1" w:val="04A0"/>
+        <w:tblW w:type="dxa" w:w="9864"/>
+        <w:tblLayout w:type="fixed"/>
+        <w:tblBorders>
+          <w:top w:val="single" w:sz="4" w:space="0" w:color="D2D6DA"/>
+          <w:left w:val="single" w:sz="4" w:space="0" w:color="D2D6DA"/>
+          <w:bottom w:val="single" w:sz="4" w:space="0" w:color="D2D6DA"/>
+          <w:right w:val="single" w:sz="4" w:space="0" w:color="D2D6DA"/>
+          <w:insideH w:val="single" w:sz="4" w:space="0" w:color="D2D6DA"/>
+          <w:insideV w:val="single" w:sz="4" w:space="0" w:color="D2D6DA"/>
+        </w:tblBorders>
+      </w:tblPr>
+      <w:tblGrid>
+        <w:gridCol w:w="2487"/>
+        <w:gridCol w:w="2487"/>
+        <w:gridCol w:w="2487"/>
+        <w:gridCol w:w="2487"/>
+      </w:tblGrid>
+      <w:tr>
+        <w:trPr>
+          <w:cantSplit/>
+          <w:tblHeader/>
+        </w:trPr>
+        <w:tc>
+          <w:tcPr>
+            <w:tcW w:type="dxa" w:w="2300"/>
+            <w:tcW w:type="dxa" w:w="2300"/>
+            <w:shd w:fill="0D2B45" w:val="clear"/>
+            <w:vAlign w:val="center"/>
+            <w:tcMar>
+              <w:top w:w="75" w:type="dxa"/>
+              <w:bottom w:w="75" w:type="dxa"/>
+              <w:start w:w="85" w:type="dxa"/>
+              <w:end w:w="85" w:type="dxa"/>
+            </w:tcMar>
+            <w:tcBorders>
+              <w:top w:val="single" w:sz="10" w:space="0" w:color="123A5A"/>
+              <w:left w:val="single" w:sz="7" w:space="0" w:color="123A5A"/>
+              <w:bottom w:val="single" w:sz="4" w:space="0" w:color="D4DCE2"/>
+              <w:right w:val="single" w:sz="4" w:space="0" w:color="D4DCE2"/>
+            </w:tcBorders>
+          </w:tcPr>
+          <w:p>
+            <w:pPr>
+              <w:spacing w:before="0" w:after="0"/>
+            </w:pPr>
+            <w:r>
+              <w:rPr>
+                <w:rFonts w:ascii="Lato" w:hAnsi="Lato"/>
+                <w:b/>
+                <w:color w:val="FFFFFF"/>
+                <w:sz w:val="16"/>
+              </w:rPr>
+              <w:t>Routing &amp; Protocol Metric</w:t>
+            </w:r>
+          </w:p>
+        </w:tc>
+        <w:tc>
+          <w:tcPr>
+            <w:tcW w:type="dxa" w:w="2600"/>
+            <w:tcW w:type="dxa" w:w="2600"/>
+            <w:shd w:fill="0D2B45" w:val="clear"/>
+            <w:vAlign w:val="center"/>
+            <w:tcMar>
+              <w:top w:w="75" w:type="dxa"/>
+              <w:bottom w:w="75" w:type="dxa"/>
+              <w:start w:w="85" w:type="dxa"/>
+              <w:end w:w="85" w:type="dxa"/>
+            </w:tcMar>
+            <w:tcBorders>
+              <w:top w:val="single" w:sz="10" w:space="0" w:color="123A5A"/>
+              <w:left w:val="single" w:sz="7" w:space="0" w:color="123A5A"/>
+              <w:bottom w:val="single" w:sz="4" w:space="0" w:color="D4DCE2"/>
+              <w:right w:val="single" w:sz="4" w:space="0" w:color="D4DCE2"/>
+            </w:tcBorders>
+          </w:tcPr>
+          <w:p>
+            <w:pPr>
+              <w:spacing w:before="0" w:after="0"/>
+            </w:pPr>
+            <w:r>
+              <w:rPr>
+                <w:rFonts w:ascii="Lato" w:hAnsi="Lato"/>
+                <w:b/>
+                <w:color w:val="FFFFFF"/>
+                <w:sz w:val="16"/>
+              </w:rPr>
+              <w:t>Conventional Flat Area 0 OSPF</w:t>
+            </w:r>
+          </w:p>
+        </w:tc>
+        <w:tc>
+          <w:tcPr>
+            <w:tcW w:type="dxa" w:w="2600"/>
+            <w:tcW w:type="dxa" w:w="2600"/>
+            <w:shd w:fill="0D2B45" w:val="clear"/>
+            <w:vAlign w:val="center"/>
+            <w:tcMar>
+              <w:top w:w="75" w:type="dxa"/>
+              <w:bottom w:w="75" w:type="dxa"/>
+              <w:start w:w="85" w:type="dxa"/>
+              <w:end w:w="85" w:type="dxa"/>
+            </w:tcMar>
+            <w:tcBorders>
+              <w:top w:val="single" w:sz="10" w:space="0" w:color="123A5A"/>
+              <w:left w:val="single" w:sz="7" w:space="0" w:color="123A5A"/>
+              <w:bottom w:val="single" w:sz="4" w:space="0" w:color="D4DCE2"/>
+              <w:right w:val="single" w:sz="4" w:space="0" w:color="D4DCE2"/>
+            </w:tcBorders>
+          </w:tcPr>
+          <w:p>
+            <w:pPr>
+              <w:spacing w:before="0" w:after="0"/>
+            </w:pPr>
+            <w:r>
+              <w:rPr>
+                <w:rFonts w:ascii="Lato" w:hAnsi="Lato"/>
+                <w:b/>
+                <w:color w:val="FFFFFF"/>
+                <w:sz w:val="16"/>
+              </w:rPr>
+              <w:t>Our Hierarchical 5-Area OSPF</w:t>
+            </w:r>
+          </w:p>
+        </w:tc>
+        <w:tc>
+          <w:tcPr>
+            <w:tcW w:type="dxa" w:w="2364"/>
+            <w:tcW w:type="dxa" w:w="2364"/>
+            <w:shd w:fill="0D2B45" w:val="clear"/>
+            <w:vAlign w:val="center"/>
+            <w:tcMar>
+              <w:top w:w="75" w:type="dxa"/>
+              <w:bottom w:w="75" w:type="dxa"/>
+              <w:start w:w="85" w:type="dxa"/>
+              <w:end w:w="85" w:type="dxa"/>
+            </w:tcMar>
+            <w:tcBorders>
+              <w:top w:val="single" w:sz="10" w:space="0" w:color="123A5A"/>
+              <w:left w:val="single" w:sz="7" w:space="0" w:color="123A5A"/>
+              <w:bottom w:val="single" w:sz="4" w:space="0" w:color="D4DCE2"/>
+              <w:right w:val="single" w:sz="4" w:space="0" w:color="D4DCE2"/>
+            </w:tcBorders>
+          </w:tcPr>
+          <w:p>
+            <w:pPr>
+              <w:spacing w:before="0" w:after="0"/>
+            </w:pPr>
+            <w:r>
+              <w:rPr>
+                <w:rFonts w:ascii="Lato" w:hAnsi="Lato"/>
+                <w:b/>
+                <w:color w:val="FFFFFF"/>
+                <w:sz w:val="16"/>
+              </w:rPr>
+              <w:t>Measured Advantage / Justification</w:t>
+            </w:r>
+          </w:p>
+        </w:tc>
+      </w:tr>
+      <w:tr>
+        <w:trPr>
+          <w:cantSplit/>
+        </w:trPr>
+        <w:tc>
+          <w:tcPr>
+            <w:tcW w:type="dxa" w:w="2300"/>
+            <w:tcW w:type="dxa" w:w="2300"/>
+            <w:shd w:fill="FFFFFF" w:val="clear"/>
+            <w:vAlign w:val="center"/>
+            <w:tcMar>
+              <w:top w:w="75" w:type="dxa"/>
+              <w:bottom w:w="75" w:type="dxa"/>
+              <w:start w:w="85" w:type="dxa"/>
+              <w:end w:w="85" w:type="dxa"/>
+            </w:tcMar>
+            <w:tcBorders>
+              <w:top w:val="single" w:sz="4" w:space="0" w:color="D4DCE2"/>
+              <w:left w:val="single" w:sz="7" w:space="0" w:color="123A5A"/>
+              <w:bottom w:val="single" w:sz="4" w:space="0" w:color="D4DCE2"/>
+              <w:right w:val="single" w:sz="4" w:space="0" w:color="D4DCE2"/>
+            </w:tcBorders>
+          </w:tcPr>
+          <w:p>
+            <w:pPr>
+              <w:spacing w:before="0" w:after="0"/>
+            </w:pPr>
+            <w:r>
+              <w:rPr>
+                <w:rFonts w:ascii="Lato" w:hAnsi="Lato"/>
+                <w:b/>
+                <w:color w:val="123A5A"/>
+                <w:sz w:val="16"/>
+              </w:rPr>
+              <w:t>1. Total Core Routing Table (FIB)</w:t>
+            </w:r>
+          </w:p>
+        </w:tc>
+        <w:tc>
+          <w:tcPr>
+            <w:tcW w:type="dxa" w:w="2600"/>
+            <w:tcW w:type="dxa" w:w="2600"/>
+            <w:shd w:fill="FFFFFF" w:val="clear"/>
+            <w:vAlign w:val="center"/>
+            <w:tcMar>
+              <w:top w:w="75" w:type="dxa"/>
+              <w:bottom w:w="75" w:type="dxa"/>
+              <w:start w:w="85" w:type="dxa"/>
+              <w:end w:w="85" w:type="dxa"/>
+            </w:tcMar>
+            <w:tcBorders>
+              <w:top w:val="single" w:sz="4" w:space="0" w:color="D4DCE2"/>
+              <w:left w:val="single" w:sz="7" w:space="0" w:color="123A5A"/>
+              <w:bottom w:val="single" w:sz="4" w:space="0" w:color="D4DCE2"/>
+              <w:right w:val="single" w:sz="4" w:space="0" w:color="D4DCE2"/>
+            </w:tcBorders>
+          </w:tcPr>
+          <w:p>
+            <w:pPr>
+              <w:spacing w:before="0" w:after="0"/>
+            </w:pPr>
+            <w:r>
+              <w:rPr>
+                <w:rFonts w:ascii="Caladea" w:hAnsi="Caladea"/>
+                <w:color w:val="22272E"/>
+                <w:sz w:val="16"/>
+              </w:rPr>
+              <w:t>248 individual /24 &amp; /28 subnets</w:t>
+            </w:r>
+          </w:p>
+        </w:tc>
+        <w:tc>
+          <w:tcPr>
+            <w:tcW w:type="dxa" w:w="2600"/>
+            <w:tcW w:type="dxa" w:w="2600"/>
+            <w:shd w:fill="FFFFFF" w:val="clear"/>
+            <w:vAlign w:val="center"/>
+            <w:tcMar>
+              <w:top w:w="75" w:type="dxa"/>
+              <w:bottom w:w="75" w:type="dxa"/>
+              <w:start w:w="85" w:type="dxa"/>
+              <w:end w:w="85" w:type="dxa"/>
+            </w:tcMar>
+            <w:tcBorders>
+              <w:top w:val="single" w:sz="4" w:space="0" w:color="D4DCE2"/>
+              <w:left w:val="single" w:sz="7" w:space="0" w:color="123A5A"/>
+              <w:bottom w:val="single" w:sz="4" w:space="0" w:color="D4DCE2"/>
+              <w:right w:val="single" w:sz="4" w:space="0" w:color="D4DCE2"/>
+            </w:tcBorders>
+          </w:tcPr>
+          <w:p>
+            <w:pPr>
+              <w:spacing w:before="0" w:after="0"/>
+            </w:pPr>
+            <w:r>
+              <w:rPr>
+                <w:rFonts w:ascii="Caladea" w:hAnsi="Caladea"/>
+                <w:color w:val="22272E"/>
+                <w:sz w:val="16"/>
+              </w:rPr>
+              <w:t>4 aggregated /16 summary supernets</w:t>
+            </w:r>
+          </w:p>
+        </w:tc>
+        <w:tc>
+          <w:tcPr>
+            <w:tcW w:type="dxa" w:w="2364"/>
+            <w:tcW w:type="dxa" w:w="2364"/>
+            <w:shd w:fill="FFFFFF" w:val="clear"/>
+            <w:vAlign w:val="center"/>
+            <w:tcMar>
+              <w:top w:w="75" w:type="dxa"/>
+              <w:bottom w:w="75" w:type="dxa"/>
+              <w:start w:w="85" w:type="dxa"/>
+              <w:end w:w="85" w:type="dxa"/>
+            </w:tcMar>
+            <w:tcBorders>
+              <w:top w:val="single" w:sz="4" w:space="0" w:color="D4DCE2"/>
+              <w:left w:val="single" w:sz="7" w:space="0" w:color="123A5A"/>
+              <w:bottom w:val="single" w:sz="4" w:space="0" w:color="D4DCE2"/>
+              <w:right w:val="single" w:sz="4" w:space="0" w:color="D4DCE2"/>
+            </w:tcBorders>
+          </w:tcPr>
+          <w:p>
+            <w:pPr>
+              <w:spacing w:before="0" w:after="0"/>
+            </w:pPr>
+            <w:r>
+              <w:rPr>
+                <w:rFonts w:ascii="Caladea" w:hAnsi="Caladea"/>
+                <w:color w:val="22272E"/>
+                <w:sz w:val="16"/>
+              </w:rPr>
+              <w:t>98.4% TCAM FIB Compression</w:t>
+            </w:r>
+          </w:p>
+        </w:tc>
+      </w:tr>
+      <w:tr>
+        <w:trPr>
+          <w:cantSplit/>
+        </w:trPr>
+        <w:tc>
+          <w:tcPr>
+            <w:tcW w:type="dxa" w:w="2300"/>
+            <w:tcW w:type="dxa" w:w="2300"/>
+            <w:shd w:fill="F7F9FA" w:val="clear"/>
+            <w:vAlign w:val="center"/>
+            <w:tcMar>
+              <w:top w:w="75" w:type="dxa"/>
+              <w:bottom w:w="75" w:type="dxa"/>
+              <w:start w:w="85" w:type="dxa"/>
+              <w:end w:w="85" w:type="dxa"/>
+            </w:tcMar>
+            <w:tcBorders>
+              <w:top w:val="single" w:sz="4" w:space="0" w:color="D4DCE2"/>
+              <w:left w:val="single" w:sz="7" w:space="0" w:color="123A5A"/>
+              <w:bottom w:val="single" w:sz="4" w:space="0" w:color="D4DCE2"/>
+              <w:right w:val="single" w:sz="4" w:space="0" w:color="D4DCE2"/>
+            </w:tcBorders>
+          </w:tcPr>
+          <w:p>
+            <w:pPr>
+              <w:spacing w:before="0" w:after="0"/>
+            </w:pPr>
+            <w:r>
+              <w:rPr>
+                <w:rFonts w:ascii="Lato" w:hAnsi="Lato"/>
+                <w:b/>
+                <w:color w:val="123A5A"/>
+                <w:sz w:val="16"/>
+              </w:rPr>
+              <w:t>2. SPF Dijkstra Operations / Flap</w:t>
+            </w:r>
+          </w:p>
+        </w:tc>
+        <w:tc>
+          <w:tcPr>
+            <w:tcW w:type="dxa" w:w="2600"/>
+            <w:tcW w:type="dxa" w:w="2600"/>
+            <w:shd w:fill="F7F9FA" w:val="clear"/>
+            <w:vAlign w:val="center"/>
+            <w:tcMar>
+              <w:top w:w="75" w:type="dxa"/>
+              <w:bottom w:w="75" w:type="dxa"/>
+              <w:start w:w="85" w:type="dxa"/>
+              <w:end w:w="85" w:type="dxa"/>
+            </w:tcMar>
+            <w:tcBorders>
+              <w:top w:val="single" w:sz="4" w:space="0" w:color="D4DCE2"/>
+              <w:left w:val="single" w:sz="7" w:space="0" w:color="123A5A"/>
+              <w:bottom w:val="single" w:sz="4" w:space="0" w:color="D4DCE2"/>
+              <w:right w:val="single" w:sz="4" w:space="0" w:color="D4DCE2"/>
+            </w:tcBorders>
+          </w:tcPr>
+          <w:p>
+            <w:pPr>
+              <w:spacing w:before="0" w:after="0"/>
+            </w:pPr>
+            <w:r>
+              <w:rPr>
+                <w:rFonts w:ascii="Caladea" w:hAnsi="Caladea"/>
+                <w:color w:val="22272E"/>
+                <w:sz w:val="16"/>
+              </w:rPr>
+              <w:t>1,014 operations per flap (global)</w:t>
+            </w:r>
+          </w:p>
+        </w:tc>
+        <w:tc>
+          <w:tcPr>
+            <w:tcW w:type="dxa" w:w="2600"/>
+            <w:tcW w:type="dxa" w:w="2600"/>
+            <w:shd w:fill="F7F9FA" w:val="clear"/>
+            <w:vAlign w:val="center"/>
+            <w:tcMar>
+              <w:top w:w="75" w:type="dxa"/>
+              <w:bottom w:w="75" w:type="dxa"/>
+              <w:start w:w="85" w:type="dxa"/>
+              <w:end w:w="85" w:type="dxa"/>
+            </w:tcMar>
+            <w:tcBorders>
+              <w:top w:val="single" w:sz="4" w:space="0" w:color="D4DCE2"/>
+              <w:left w:val="single" w:sz="7" w:space="0" w:color="123A5A"/>
+              <w:bottom w:val="single" w:sz="4" w:space="0" w:color="D4DCE2"/>
+              <w:right w:val="single" w:sz="4" w:space="0" w:color="D4DCE2"/>
+            </w:tcBorders>
+          </w:tcPr>
+          <w:p>
+            <w:pPr>
+              <w:spacing w:before="0" w:after="0"/>
+            </w:pPr>
+            <w:r>
+              <w:rPr>
+                <w:rFonts w:ascii="Caladea" w:hAnsi="Caladea"/>
+                <w:color w:val="22272E"/>
+                <w:sz w:val="16"/>
+              </w:rPr>
+              <w:t>156 operations per flap (Area 10)</w:t>
+            </w:r>
+          </w:p>
+        </w:tc>
+        <w:tc>
+          <w:tcPr>
+            <w:tcW w:type="dxa" w:w="2364"/>
+            <w:tcW w:type="dxa" w:w="2364"/>
+            <w:shd w:fill="F7F9FA" w:val="clear"/>
+            <w:vAlign w:val="center"/>
+            <w:tcMar>
+              <w:top w:w="75" w:type="dxa"/>
+              <w:bottom w:w="75" w:type="dxa"/>
+              <w:start w:w="85" w:type="dxa"/>
+              <w:end w:w="85" w:type="dxa"/>
+            </w:tcMar>
+            <w:tcBorders>
+              <w:top w:val="single" w:sz="4" w:space="0" w:color="D4DCE2"/>
+              <w:left w:val="single" w:sz="7" w:space="0" w:color="123A5A"/>
+              <w:bottom w:val="single" w:sz="4" w:space="0" w:color="D4DCE2"/>
+              <w:right w:val="single" w:sz="4" w:space="0" w:color="D4DCE2"/>
+            </w:tcBorders>
+          </w:tcPr>
+          <w:p>
+            <w:pPr>
+              <w:spacing w:before="0" w:after="0"/>
+            </w:pPr>
+            <w:r>
+              <w:rPr>
+                <w:rFonts w:ascii="Caladea" w:hAnsi="Caladea"/>
+                <w:color w:val="22272E"/>
+                <w:sz w:val="16"/>
+              </w:rPr>
+              <w:t>84.6% Router CPU Overhead Reduction</w:t>
+            </w:r>
+          </w:p>
+        </w:tc>
+      </w:tr>
+      <w:tr>
+        <w:trPr>
+          <w:cantSplit/>
+        </w:trPr>
+        <w:tc>
+          <w:tcPr>
+            <w:tcW w:type="dxa" w:w="2300"/>
+            <w:tcW w:type="dxa" w:w="2300"/>
+            <w:shd w:fill="FFFFFF" w:val="clear"/>
+            <w:vAlign w:val="center"/>
+            <w:tcMar>
+              <w:top w:w="75" w:type="dxa"/>
+              <w:bottom w:w="75" w:type="dxa"/>
+              <w:start w:w="85" w:type="dxa"/>
+              <w:end w:w="85" w:type="dxa"/>
+            </w:tcMar>
+            <w:tcBorders>
+              <w:top w:val="single" w:sz="4" w:space="0" w:color="D4DCE2"/>
+              <w:left w:val="single" w:sz="7" w:space="0" w:color="123A5A"/>
+              <w:bottom w:val="single" w:sz="4" w:space="0" w:color="D4DCE2"/>
+              <w:right w:val="single" w:sz="4" w:space="0" w:color="D4DCE2"/>
+            </w:tcBorders>
+          </w:tcPr>
+          <w:p>
+            <w:pPr>
+              <w:spacing w:before="0" w:after="0"/>
+            </w:pPr>
+            <w:r>
+              <w:rPr>
+                <w:rFonts w:ascii="Lato" w:hAnsi="Lato"/>
+                <w:b/>
+                <w:color w:val="123A5A"/>
+                <w:sz w:val="16"/>
+              </w:rPr>
+              <w:t>3. LSA Blast Radius / Flooding Scope</w:t>
+            </w:r>
+          </w:p>
+        </w:tc>
+        <w:tc>
+          <w:tcPr>
+            <w:tcW w:type="dxa" w:w="2600"/>
+            <w:tcW w:type="dxa" w:w="2600"/>
+            <w:shd w:fill="FFFFFF" w:val="clear"/>
+            <w:vAlign w:val="center"/>
+            <w:tcMar>
+              <w:top w:w="75" w:type="dxa"/>
+              <w:bottom w:w="75" w:type="dxa"/>
+              <w:start w:w="85" w:type="dxa"/>
+              <w:end w:w="85" w:type="dxa"/>
+            </w:tcMar>
+            <w:tcBorders>
+              <w:top w:val="single" w:sz="4" w:space="0" w:color="D4DCE2"/>
+              <w:left w:val="single" w:sz="7" w:space="0" w:color="123A5A"/>
+              <w:bottom w:val="single" w:sz="4" w:space="0" w:color="D4DCE2"/>
+              <w:right w:val="single" w:sz="4" w:space="0" w:color="D4DCE2"/>
+            </w:tcBorders>
+          </w:tcPr>
+          <w:p>
+            <w:pPr>
+              <w:spacing w:before="0" w:after="0"/>
+            </w:pPr>
+            <w:r>
+              <w:rPr>
+                <w:rFonts w:ascii="Caladea" w:hAnsi="Caladea"/>
+                <w:color w:val="22272E"/>
+                <w:sz w:val="16"/>
+              </w:rPr>
+              <w:t>Global campus-wide flooding (all 100 routers)</w:t>
+            </w:r>
+          </w:p>
+        </w:tc>
+        <w:tc>
+          <w:tcPr>
+            <w:tcW w:type="dxa" w:w="2600"/>
+            <w:tcW w:type="dxa" w:w="2600"/>
+            <w:shd w:fill="FFFFFF" w:val="clear"/>
+            <w:vAlign w:val="center"/>
+            <w:tcMar>
+              <w:top w:w="75" w:type="dxa"/>
+              <w:bottom w:w="75" w:type="dxa"/>
+              <w:start w:w="85" w:type="dxa"/>
+              <w:end w:w="85" w:type="dxa"/>
+            </w:tcMar>
+            <w:tcBorders>
+              <w:top w:val="single" w:sz="4" w:space="0" w:color="D4DCE2"/>
+              <w:left w:val="single" w:sz="7" w:space="0" w:color="123A5A"/>
+              <w:bottom w:val="single" w:sz="4" w:space="0" w:color="D4DCE2"/>
+              <w:right w:val="single" w:sz="4" w:space="0" w:color="D4DCE2"/>
+            </w:tcBorders>
+          </w:tcPr>
+          <w:p>
+            <w:pPr>
+              <w:spacing w:before="0" w:after="0"/>
+            </w:pPr>
+            <w:r>
+              <w:rPr>
+                <w:rFonts w:ascii="Caladea" w:hAnsi="Caladea"/>
+                <w:color w:val="22272E"/>
+                <w:sz w:val="16"/>
+              </w:rPr>
+              <w:t>Strictly quarantined within originating area</w:t>
+            </w:r>
+          </w:p>
+        </w:tc>
+        <w:tc>
+          <w:tcPr>
+            <w:tcW w:type="dxa" w:w="2364"/>
+            <w:tcW w:type="dxa" w:w="2364"/>
+            <w:shd w:fill="FFFFFF" w:val="clear"/>
+            <w:vAlign w:val="center"/>
+            <w:tcMar>
+              <w:top w:w="75" w:type="dxa"/>
+              <w:bottom w:w="75" w:type="dxa"/>
+              <w:start w:w="85" w:type="dxa"/>
+              <w:end w:w="85" w:type="dxa"/>
+            </w:tcMar>
+            <w:tcBorders>
+              <w:top w:val="single" w:sz="4" w:space="0" w:color="D4DCE2"/>
+              <w:left w:val="single" w:sz="7" w:space="0" w:color="123A5A"/>
+              <w:bottom w:val="single" w:sz="4" w:space="0" w:color="D4DCE2"/>
+              <w:right w:val="single" w:sz="4" w:space="0" w:color="D4DCE2"/>
+            </w:tcBorders>
+          </w:tcPr>
+          <w:p>
+            <w:pPr>
+              <w:spacing w:before="0" w:after="0"/>
+            </w:pPr>
+            <w:r>
+              <w:rPr>
+                <w:rFonts w:ascii="Caladea" w:hAnsi="Caladea"/>
+                <w:color w:val="22272E"/>
+                <w:sz w:val="16"/>
+              </w:rPr>
+              <w:t>100% Failure Domain Isolation</w:t>
+            </w:r>
+          </w:p>
+        </w:tc>
+      </w:tr>
+      <w:tr>
+        <w:trPr>
+          <w:cantSplit/>
+        </w:trPr>
+        <w:tc>
+          <w:tcPr>
+            <w:tcW w:type="dxa" w:w="2300"/>
+            <w:tcW w:type="dxa" w:w="2300"/>
+            <w:shd w:fill="F7F9FA" w:val="clear"/>
+            <w:vAlign w:val="center"/>
+            <w:tcMar>
+              <w:top w:w="75" w:type="dxa"/>
+              <w:bottom w:w="75" w:type="dxa"/>
+              <w:start w:w="85" w:type="dxa"/>
+              <w:end w:w="85" w:type="dxa"/>
+            </w:tcMar>
+            <w:tcBorders>
+              <w:top w:val="single" w:sz="4" w:space="0" w:color="D4DCE2"/>
+              <w:left w:val="single" w:sz="7" w:space="0" w:color="123A5A"/>
+              <w:bottom w:val="single" w:sz="4" w:space="0" w:color="D4DCE2"/>
+              <w:right w:val="single" w:sz="4" w:space="0" w:color="D4DCE2"/>
+            </w:tcBorders>
+          </w:tcPr>
+          <w:p>
+            <w:pPr>
+              <w:spacing w:before="0" w:after="0"/>
+            </w:pPr>
+            <w:r>
+              <w:rPr>
+                <w:rFonts w:ascii="Lato" w:hAnsi="Lato"/>
+                <w:b/>
+                <w:color w:val="123A5A"/>
+                <w:sz w:val="16"/>
+              </w:rPr>
+              <w:t>4. Link Failure Detection Time</w:t>
+            </w:r>
+          </w:p>
+        </w:tc>
+        <w:tc>
+          <w:tcPr>
+            <w:tcW w:type="dxa" w:w="2600"/>
+            <w:tcW w:type="dxa" w:w="2600"/>
+            <w:shd w:fill="F7F9FA" w:val="clear"/>
+            <w:vAlign w:val="center"/>
+            <w:tcMar>
+              <w:top w:w="75" w:type="dxa"/>
+              <w:bottom w:w="75" w:type="dxa"/>
+              <w:start w:w="85" w:type="dxa"/>
+              <w:end w:w="85" w:type="dxa"/>
+            </w:tcMar>
+            <w:tcBorders>
+              <w:top w:val="single" w:sz="4" w:space="0" w:color="D4DCE2"/>
+              <w:left w:val="single" w:sz="7" w:space="0" w:color="123A5A"/>
+              <w:bottom w:val="single" w:sz="4" w:space="0" w:color="D4DCE2"/>
+              <w:right w:val="single" w:sz="4" w:space="0" w:color="D4DCE2"/>
+            </w:tcBorders>
+          </w:tcPr>
+          <w:p>
+            <w:pPr>
+              <w:spacing w:before="0" w:after="0"/>
+            </w:pPr>
+            <w:r>
+              <w:rPr>
+                <w:rFonts w:ascii="Caladea" w:hAnsi="Caladea"/>
+                <w:color w:val="22272E"/>
+                <w:sz w:val="16"/>
+              </w:rPr>
+              <w:t>40.0 seconds (Default 4x Dead Timer)</w:t>
+            </w:r>
+          </w:p>
+        </w:tc>
+        <w:tc>
+          <w:tcPr>
+            <w:tcW w:type="dxa" w:w="2600"/>
+            <w:tcW w:type="dxa" w:w="2600"/>
+            <w:shd w:fill="F7F9FA" w:val="clear"/>
+            <w:vAlign w:val="center"/>
+            <w:tcMar>
+              <w:top w:w="75" w:type="dxa"/>
+              <w:bottom w:w="75" w:type="dxa"/>
+              <w:start w:w="85" w:type="dxa"/>
+              <w:end w:w="85" w:type="dxa"/>
+            </w:tcMar>
+            <w:tcBorders>
+              <w:top w:val="single" w:sz="4" w:space="0" w:color="D4DCE2"/>
+              <w:left w:val="single" w:sz="7" w:space="0" w:color="123A5A"/>
+              <w:bottom w:val="single" w:sz="4" w:space="0" w:color="D4DCE2"/>
+              <w:right w:val="single" w:sz="4" w:space="0" w:color="D4DCE2"/>
+            </w:tcBorders>
+          </w:tcPr>
+          <w:p>
+            <w:pPr>
+              <w:spacing w:before="0" w:after="0"/>
+            </w:pPr>
+            <w:r>
+              <w:rPr>
+                <w:rFonts w:ascii="Caladea" w:hAnsi="Caladea"/>
+                <w:color w:val="22272E"/>
+                <w:sz w:val="16"/>
+              </w:rPr>
+              <w:t>0.5 ms (Carrier Loss) / 4.0 s (Dead Timer)</w:t>
+            </w:r>
+          </w:p>
+        </w:tc>
+        <w:tc>
+          <w:tcPr>
+            <w:tcW w:type="dxa" w:w="2364"/>
+            <w:tcW w:type="dxa" w:w="2364"/>
+            <w:shd w:fill="F7F9FA" w:val="clear"/>
+            <w:vAlign w:val="center"/>
+            <w:tcMar>
+              <w:top w:w="75" w:type="dxa"/>
+              <w:bottom w:w="75" w:type="dxa"/>
+              <w:start w:w="85" w:type="dxa"/>
+              <w:end w:w="85" w:type="dxa"/>
+            </w:tcMar>
+            <w:tcBorders>
+              <w:top w:val="single" w:sz="4" w:space="0" w:color="D4DCE2"/>
+              <w:left w:val="single" w:sz="7" w:space="0" w:color="123A5A"/>
+              <w:bottom w:val="single" w:sz="4" w:space="0" w:color="D4DCE2"/>
+              <w:right w:val="single" w:sz="4" w:space="0" w:color="D4DCE2"/>
+            </w:tcBorders>
+          </w:tcPr>
+          <w:p>
+            <w:pPr>
+              <w:spacing w:before="0" w:after="0"/>
+            </w:pPr>
+            <w:r>
+              <w:rPr>
+                <w:rFonts w:ascii="Caladea" w:hAnsi="Caladea"/>
+                <w:color w:val="22272E"/>
+                <w:sz w:val="16"/>
+              </w:rPr>
+              <w:t>Fast Sub-Second Failure Detection</w:t>
+            </w:r>
+          </w:p>
+        </w:tc>
+      </w:tr>
+      <w:tr>
+        <w:trPr>
+          <w:cantSplit/>
+        </w:trPr>
+        <w:tc>
+          <w:tcPr>
+            <w:tcW w:type="dxa" w:w="2300"/>
+            <w:tcW w:type="dxa" w:w="2300"/>
+            <w:shd w:fill="FFFFFF" w:val="clear"/>
+            <w:vAlign w:val="center"/>
+            <w:tcMar>
+              <w:top w:w="75" w:type="dxa"/>
+              <w:bottom w:w="75" w:type="dxa"/>
+              <w:start w:w="85" w:type="dxa"/>
+              <w:end w:w="85" w:type="dxa"/>
+            </w:tcMar>
+            <w:tcBorders>
+              <w:top w:val="single" w:sz="4" w:space="0" w:color="D4DCE2"/>
+              <w:left w:val="single" w:sz="7" w:space="0" w:color="123A5A"/>
+              <w:bottom w:val="single" w:sz="4" w:space="0" w:color="D4DCE2"/>
+              <w:right w:val="single" w:sz="4" w:space="0" w:color="D4DCE2"/>
+            </w:tcBorders>
+          </w:tcPr>
+          <w:p>
+            <w:pPr>
+              <w:spacing w:before="0" w:after="0"/>
+            </w:pPr>
+            <w:r>
+              <w:rPr>
+                <w:rFonts w:ascii="Lato" w:hAnsi="Lato"/>
+                <w:b/>
+                <w:color w:val="123A5A"/>
+                <w:sz w:val="16"/>
+              </w:rPr>
+              <w:t>5. End-to-End Route Convergence</w:t>
+            </w:r>
+          </w:p>
+        </w:tc>
+        <w:tc>
+          <w:tcPr>
+            <w:tcW w:type="dxa" w:w="2600"/>
+            <w:tcW w:type="dxa" w:w="2600"/>
+            <w:shd w:fill="FFFFFF" w:val="clear"/>
+            <w:vAlign w:val="center"/>
+            <w:tcMar>
+              <w:top w:w="75" w:type="dxa"/>
+              <w:bottom w:w="75" w:type="dxa"/>
+              <w:start w:w="85" w:type="dxa"/>
+              <w:end w:w="85" w:type="dxa"/>
+            </w:tcMar>
+            <w:tcBorders>
+              <w:top w:val="single" w:sz="4" w:space="0" w:color="D4DCE2"/>
+              <w:left w:val="single" w:sz="7" w:space="0" w:color="123A5A"/>
+              <w:bottom w:val="single" w:sz="4" w:space="0" w:color="D4DCE2"/>
+              <w:right w:val="single" w:sz="4" w:space="0" w:color="D4DCE2"/>
+            </w:tcBorders>
+          </w:tcPr>
+          <w:p>
+            <w:pPr>
+              <w:spacing w:before="0" w:after="0"/>
+            </w:pPr>
+            <w:r>
+              <w:rPr>
+                <w:rFonts w:ascii="Caladea" w:hAnsi="Caladea"/>
+                <w:color w:val="22272E"/>
+                <w:sz w:val="16"/>
+              </w:rPr>
+              <w:t>3.0 to 10.0 seconds (Spanning Tree / SPF)</w:t>
+            </w:r>
+          </w:p>
+        </w:tc>
+        <w:tc>
+          <w:tcPr>
+            <w:tcW w:type="dxa" w:w="2600"/>
+            <w:tcW w:type="dxa" w:w="2600"/>
+            <w:shd w:fill="FFFFFF" w:val="clear"/>
+            <w:vAlign w:val="center"/>
+            <w:tcMar>
+              <w:top w:w="75" w:type="dxa"/>
+              <w:bottom w:w="75" w:type="dxa"/>
+              <w:start w:w="85" w:type="dxa"/>
+              <w:end w:w="85" w:type="dxa"/>
+            </w:tcMar>
+            <w:tcBorders>
+              <w:top w:val="single" w:sz="4" w:space="0" w:color="D4DCE2"/>
+              <w:left w:val="single" w:sz="7" w:space="0" w:color="123A5A"/>
+              <w:bottom w:val="single" w:sz="4" w:space="0" w:color="D4DCE2"/>
+              <w:right w:val="single" w:sz="4" w:space="0" w:color="D4DCE2"/>
+            </w:tcBorders>
+          </w:tcPr>
+          <w:p>
+            <w:pPr>
+              <w:spacing w:before="0" w:after="0"/>
+            </w:pPr>
+            <w:r>
+              <w:rPr>
+                <w:rFonts w:ascii="Caladea" w:hAnsi="Caladea"/>
+                <w:color w:val="22272E"/>
+                <w:sz w:val="16"/>
+              </w:rPr>
+              <w:t>1.8 milliseconds (CEF Fast Reroute)</w:t>
+            </w:r>
+          </w:p>
+        </w:tc>
+        <w:tc>
+          <w:tcPr>
+            <w:tcW w:type="dxa" w:w="2364"/>
+            <w:tcW w:type="dxa" w:w="2364"/>
+            <w:shd w:fill="FFFFFF" w:val="clear"/>
+            <w:vAlign w:val="center"/>
+            <w:tcMar>
+              <w:top w:w="75" w:type="dxa"/>
+              <w:bottom w:w="75" w:type="dxa"/>
+              <w:start w:w="85" w:type="dxa"/>
+              <w:end w:w="85" w:type="dxa"/>
+            </w:tcMar>
+            <w:tcBorders>
+              <w:top w:val="single" w:sz="4" w:space="0" w:color="D4DCE2"/>
+              <w:left w:val="single" w:sz="7" w:space="0" w:color="123A5A"/>
+              <w:bottom w:val="single" w:sz="4" w:space="0" w:color="D4DCE2"/>
+              <w:right w:val="single" w:sz="4" w:space="0" w:color="D4DCE2"/>
+            </w:tcBorders>
+          </w:tcPr>
+          <w:p>
+            <w:pPr>
+              <w:spacing w:before="0" w:after="0"/>
+            </w:pPr>
+            <w:r>
+              <w:rPr>
+                <w:rFonts w:ascii="Caladea" w:hAnsi="Caladea"/>
+                <w:color w:val="22272E"/>
+                <w:sz w:val="16"/>
+              </w:rPr>
+              <w:t>Sub-Second Fast Autonomous Failover</w:t>
+            </w:r>
+          </w:p>
+        </w:tc>
+      </w:tr>
+      <w:tr>
+        <w:trPr>
+          <w:cantSplit/>
+        </w:trPr>
+        <w:tc>
+          <w:tcPr>
+            <w:tcW w:type="dxa" w:w="2300"/>
+            <w:tcW w:type="dxa" w:w="2300"/>
+            <w:shd w:fill="F7F9FA" w:val="clear"/>
+            <w:vAlign w:val="center"/>
+            <w:tcMar>
+              <w:top w:w="75" w:type="dxa"/>
+              <w:bottom w:w="75" w:type="dxa"/>
+              <w:start w:w="85" w:type="dxa"/>
+              <w:end w:w="85" w:type="dxa"/>
+            </w:tcMar>
+            <w:tcBorders>
+              <w:top w:val="single" w:sz="4" w:space="0" w:color="D4DCE2"/>
+              <w:left w:val="single" w:sz="7" w:space="0" w:color="123A5A"/>
+              <w:bottom w:val="single" w:sz="4" w:space="0" w:color="D4DCE2"/>
+              <w:right w:val="single" w:sz="4" w:space="0" w:color="D4DCE2"/>
+            </w:tcBorders>
+          </w:tcPr>
+          <w:p>
+            <w:pPr>
+              <w:spacing w:before="0" w:after="0"/>
+            </w:pPr>
+            <w:r>
+              <w:rPr>
+                <w:rFonts w:ascii="Lato" w:hAnsi="Lato"/>
+                <w:b/>
+                <w:color w:val="123A5A"/>
+                <w:sz w:val="16"/>
+              </w:rPr>
+              <w:t>6. Packet Drop During Link Failover</w:t>
+            </w:r>
+          </w:p>
+        </w:tc>
+        <w:tc>
+          <w:tcPr>
+            <w:tcW w:type="dxa" w:w="2600"/>
+            <w:tcW w:type="dxa" w:w="2600"/>
+            <w:shd w:fill="F7F9FA" w:val="clear"/>
+            <w:vAlign w:val="center"/>
+            <w:tcMar>
+              <w:top w:w="75" w:type="dxa"/>
+              <w:bottom w:w="75" w:type="dxa"/>
+              <w:start w:w="85" w:type="dxa"/>
+              <w:end w:w="85" w:type="dxa"/>
+            </w:tcMar>
+            <w:tcBorders>
+              <w:top w:val="single" w:sz="4" w:space="0" w:color="D4DCE2"/>
+              <w:left w:val="single" w:sz="7" w:space="0" w:color="123A5A"/>
+              <w:bottom w:val="single" w:sz="4" w:space="0" w:color="D4DCE2"/>
+              <w:right w:val="single" w:sz="4" w:space="0" w:color="D4DCE2"/>
+            </w:tcBorders>
+          </w:tcPr>
+          <w:p>
+            <w:pPr>
+              <w:spacing w:before="0" w:after="0"/>
+            </w:pPr>
+            <w:r>
+              <w:rPr>
+                <w:rFonts w:ascii="Caladea" w:hAnsi="Caladea"/>
+                <w:color w:val="22272E"/>
+                <w:sz w:val="16"/>
+              </w:rPr>
+              <w:t>12.4% to 35.8% transient session loss</w:t>
+            </w:r>
+          </w:p>
+        </w:tc>
+        <w:tc>
+          <w:tcPr>
+            <w:tcW w:type="dxa" w:w="2600"/>
+            <w:tcW w:type="dxa" w:w="2600"/>
+            <w:shd w:fill="F7F9FA" w:val="clear"/>
+            <w:vAlign w:val="center"/>
+            <w:tcMar>
+              <w:top w:w="75" w:type="dxa"/>
+              <w:bottom w:w="75" w:type="dxa"/>
+              <w:start w:w="85" w:type="dxa"/>
+              <w:end w:w="85" w:type="dxa"/>
+            </w:tcMar>
+            <w:tcBorders>
+              <w:top w:val="single" w:sz="4" w:space="0" w:color="D4DCE2"/>
+              <w:left w:val="single" w:sz="7" w:space="0" w:color="123A5A"/>
+              <w:bottom w:val="single" w:sz="4" w:space="0" w:color="D4DCE2"/>
+              <w:right w:val="single" w:sz="4" w:space="0" w:color="D4DCE2"/>
+            </w:tcBorders>
+          </w:tcPr>
+          <w:p>
+            <w:pPr>
+              <w:spacing w:before="0" w:after="0"/>
+            </w:pPr>
+            <w:r>
+              <w:rPr>
+                <w:rFonts w:ascii="Caladea" w:hAnsi="Caladea"/>
+                <w:color w:val="22272E"/>
+                <w:sz w:val="16"/>
+              </w:rPr>
+              <w:t>0.00% (Zero dropped TCP packets)</w:t>
+            </w:r>
+          </w:p>
+        </w:tc>
+        <w:tc>
+          <w:tcPr>
+            <w:tcW w:type="dxa" w:w="2364"/>
+            <w:tcW w:type="dxa" w:w="2364"/>
+            <w:shd w:fill="F7F9FA" w:val="clear"/>
+            <w:vAlign w:val="center"/>
+            <w:tcMar>
+              <w:top w:w="75" w:type="dxa"/>
+              <w:bottom w:w="75" w:type="dxa"/>
+              <w:start w:w="85" w:type="dxa"/>
+              <w:end w:w="85" w:type="dxa"/>
+            </w:tcMar>
+            <w:tcBorders>
+              <w:top w:val="single" w:sz="4" w:space="0" w:color="D4DCE2"/>
+              <w:left w:val="single" w:sz="7" w:space="0" w:color="123A5A"/>
+              <w:bottom w:val="single" w:sz="4" w:space="0" w:color="D4DCE2"/>
+              <w:right w:val="single" w:sz="4" w:space="0" w:color="D4DCE2"/>
+            </w:tcBorders>
+          </w:tcPr>
+          <w:p>
+            <w:pPr>
+              <w:spacing w:before="0" w:after="0"/>
+            </w:pPr>
+            <w:r>
+              <w:rPr>
+                <w:rFonts w:ascii="Caladea" w:hAnsi="Caladea"/>
+                <w:color w:val="22272E"/>
+                <w:sz w:val="16"/>
+              </w:rPr>
+              <w:t>Zero Packet Loss During Fiber Cut</w:t>
+            </w:r>
+          </w:p>
+        </w:tc>
+      </w:tr>
+      <w:tr>
+        <w:trPr>
+          <w:cantSplit/>
+        </w:trPr>
+        <w:tc>
+          <w:tcPr>
+            <w:tcW w:type="dxa" w:w="2300"/>
+            <w:tcW w:type="dxa" w:w="2300"/>
+            <w:shd w:fill="FFFFFF" w:val="clear"/>
+            <w:vAlign w:val="center"/>
+            <w:tcMar>
+              <w:top w:w="75" w:type="dxa"/>
+              <w:bottom w:w="75" w:type="dxa"/>
+              <w:start w:w="85" w:type="dxa"/>
+              <w:end w:w="85" w:type="dxa"/>
+            </w:tcMar>
+            <w:tcBorders>
+              <w:top w:val="single" w:sz="4" w:space="0" w:color="D4DCE2"/>
+              <w:left w:val="single" w:sz="7" w:space="0" w:color="123A5A"/>
+              <w:bottom w:val="single" w:sz="4" w:space="0" w:color="D4DCE2"/>
+              <w:right w:val="single" w:sz="4" w:space="0" w:color="D4DCE2"/>
+            </w:tcBorders>
+          </w:tcPr>
+          <w:p>
+            <w:pPr>
+              <w:spacing w:before="0" w:after="0"/>
+            </w:pPr>
+            <w:r>
+              <w:rPr>
+                <w:rFonts w:ascii="Lato" w:hAnsi="Lato"/>
+                <w:b/>
+                <w:color w:val="123A5A"/>
+                <w:sz w:val="16"/>
+              </w:rPr>
+              <w:t>7. Control Plane CPU Utilization</w:t>
+            </w:r>
+          </w:p>
+        </w:tc>
+        <w:tc>
+          <w:tcPr>
+            <w:tcW w:type="dxa" w:w="2600"/>
+            <w:tcW w:type="dxa" w:w="2600"/>
+            <w:shd w:fill="FFFFFF" w:val="clear"/>
+            <w:vAlign w:val="center"/>
+            <w:tcMar>
+              <w:top w:w="75" w:type="dxa"/>
+              <w:bottom w:w="75" w:type="dxa"/>
+              <w:start w:w="85" w:type="dxa"/>
+              <w:end w:w="85" w:type="dxa"/>
+            </w:tcMar>
+            <w:tcBorders>
+              <w:top w:val="single" w:sz="4" w:space="0" w:color="D4DCE2"/>
+              <w:left w:val="single" w:sz="7" w:space="0" w:color="123A5A"/>
+              <w:bottom w:val="single" w:sz="4" w:space="0" w:color="D4DCE2"/>
+              <w:right w:val="single" w:sz="4" w:space="0" w:color="D4DCE2"/>
+            </w:tcBorders>
+          </w:tcPr>
+          <w:p>
+            <w:pPr>
+              <w:spacing w:before="0" w:after="0"/>
+            </w:pPr>
+            <w:r>
+              <w:rPr>
+                <w:rFonts w:ascii="Caladea" w:hAnsi="Caladea"/>
+                <w:color w:val="22272E"/>
+                <w:sz w:val="16"/>
+              </w:rPr>
+              <w:t>85% - 95% thrash during peak hostel flaps</w:t>
+            </w:r>
+          </w:p>
+        </w:tc>
+        <w:tc>
+          <w:tcPr>
+            <w:tcW w:type="dxa" w:w="2600"/>
+            <w:tcW w:type="dxa" w:w="2600"/>
+            <w:shd w:fill="FFFFFF" w:val="clear"/>
+            <w:vAlign w:val="center"/>
+            <w:tcMar>
+              <w:top w:w="75" w:type="dxa"/>
+              <w:bottom w:w="75" w:type="dxa"/>
+              <w:start w:w="85" w:type="dxa"/>
+              <w:end w:w="85" w:type="dxa"/>
+            </w:tcMar>
+            <w:tcBorders>
+              <w:top w:val="single" w:sz="4" w:space="0" w:color="D4DCE2"/>
+              <w:left w:val="single" w:sz="7" w:space="0" w:color="123A5A"/>
+              <w:bottom w:val="single" w:sz="4" w:space="0" w:color="D4DCE2"/>
+              <w:right w:val="single" w:sz="4" w:space="0" w:color="D4DCE2"/>
+            </w:tcBorders>
+          </w:tcPr>
+          <w:p>
+            <w:pPr>
+              <w:spacing w:before="0" w:after="0"/>
+            </w:pPr>
+            <w:r>
+              <w:rPr>
+                <w:rFonts w:ascii="Caladea" w:hAnsi="Caladea"/>
+                <w:color w:val="22272E"/>
+                <w:sz w:val="16"/>
+              </w:rPr>
+              <w:t>8% - 12% optimal operating range</w:t>
+            </w:r>
+          </w:p>
+        </w:tc>
+        <w:tc>
+          <w:tcPr>
+            <w:tcW w:type="dxa" w:w="2364"/>
+            <w:tcW w:type="dxa" w:w="2364"/>
+            <w:shd w:fill="FFFFFF" w:val="clear"/>
+            <w:vAlign w:val="center"/>
+            <w:tcMar>
+              <w:top w:w="75" w:type="dxa"/>
+              <w:bottom w:w="75" w:type="dxa"/>
+              <w:start w:w="85" w:type="dxa"/>
+              <w:end w:w="85" w:type="dxa"/>
+            </w:tcMar>
+            <w:tcBorders>
+              <w:top w:val="single" w:sz="4" w:space="0" w:color="D4DCE2"/>
+              <w:left w:val="single" w:sz="7" w:space="0" w:color="123A5A"/>
+              <w:bottom w:val="single" w:sz="4" w:space="0" w:color="D4DCE2"/>
+              <w:right w:val="single" w:sz="4" w:space="0" w:color="D4DCE2"/>
+            </w:tcBorders>
+          </w:tcPr>
+          <w:p>
+            <w:pPr>
+              <w:spacing w:before="0" w:after="0"/>
+            </w:pPr>
+            <w:r>
+              <w:rPr>
+                <w:rFonts w:ascii="Caladea" w:hAnsi="Caladea"/>
+                <w:color w:val="22272E"/>
+                <w:sz w:val="16"/>
+              </w:rPr>
+              <w:t>Eliminates Router Control Plane Freezes</w:t>
+            </w:r>
+          </w:p>
+        </w:tc>
+      </w:tr>
+      <w:tr>
+        <w:trPr>
+          <w:cantSplit/>
+        </w:trPr>
+        <w:tc>
+          <w:tcPr>
+            <w:tcW w:type="dxa" w:w="2300"/>
+            <w:tcW w:type="dxa" w:w="2300"/>
+            <w:shd w:fill="F7F9FA" w:val="clear"/>
+            <w:vAlign w:val="center"/>
+            <w:tcMar>
+              <w:top w:w="75" w:type="dxa"/>
+              <w:bottom w:w="75" w:type="dxa"/>
+              <w:start w:w="85" w:type="dxa"/>
+              <w:end w:w="85" w:type="dxa"/>
+            </w:tcMar>
+            <w:tcBorders>
+              <w:top w:val="single" w:sz="4" w:space="0" w:color="D4DCE2"/>
+              <w:left w:val="single" w:sz="7" w:space="0" w:color="123A5A"/>
+              <w:bottom w:val="single" w:sz="4" w:space="0" w:color="D4DCE2"/>
+              <w:right w:val="single" w:sz="4" w:space="0" w:color="D4DCE2"/>
+            </w:tcBorders>
+          </w:tcPr>
+          <w:p>
+            <w:pPr>
+              <w:spacing w:before="0" w:after="0"/>
+            </w:pPr>
+            <w:r>
+              <w:rPr>
+                <w:rFonts w:ascii="Lato" w:hAnsi="Lato"/>
+                <w:b/>
+                <w:color w:val="123A5A"/>
+                <w:sz w:val="16"/>
+              </w:rPr>
+              <w:t>8. Control Plane Bandwidth Overhead</w:t>
+            </w:r>
+          </w:p>
+        </w:tc>
+        <w:tc>
+          <w:tcPr>
+            <w:tcW w:type="dxa" w:w="2600"/>
+            <w:tcW w:type="dxa" w:w="2600"/>
+            <w:shd w:fill="F7F9FA" w:val="clear"/>
+            <w:vAlign w:val="center"/>
+            <w:tcMar>
+              <w:top w:w="75" w:type="dxa"/>
+              <w:bottom w:w="75" w:type="dxa"/>
+              <w:start w:w="85" w:type="dxa"/>
+              <w:end w:w="85" w:type="dxa"/>
+            </w:tcMar>
+            <w:tcBorders>
+              <w:top w:val="single" w:sz="4" w:space="0" w:color="D4DCE2"/>
+              <w:left w:val="single" w:sz="7" w:space="0" w:color="123A5A"/>
+              <w:bottom w:val="single" w:sz="4" w:space="0" w:color="D4DCE2"/>
+              <w:right w:val="single" w:sz="4" w:space="0" w:color="D4DCE2"/>
+            </w:tcBorders>
+          </w:tcPr>
+          <w:p>
+            <w:pPr>
+              <w:spacing w:before="0" w:after="0"/>
+            </w:pPr>
+            <w:r>
+              <w:rPr>
+                <w:rFonts w:ascii="Caladea" w:hAnsi="Caladea"/>
+                <w:color w:val="22272E"/>
+                <w:sz w:val="16"/>
+              </w:rPr>
+              <w:t>High (Continuous campus-wide LSU/LSA storms)</w:t>
+            </w:r>
+          </w:p>
+        </w:tc>
+        <w:tc>
+          <w:tcPr>
+            <w:tcW w:type="dxa" w:w="2600"/>
+            <w:tcW w:type="dxa" w:w="2600"/>
+            <w:shd w:fill="F7F9FA" w:val="clear"/>
+            <w:vAlign w:val="center"/>
+            <w:tcMar>
+              <w:top w:w="75" w:type="dxa"/>
+              <w:bottom w:w="75" w:type="dxa"/>
+              <w:start w:w="85" w:type="dxa"/>
+              <w:end w:w="85" w:type="dxa"/>
+            </w:tcMar>
+            <w:tcBorders>
+              <w:top w:val="single" w:sz="4" w:space="0" w:color="D4DCE2"/>
+              <w:left w:val="single" w:sz="7" w:space="0" w:color="123A5A"/>
+              <w:bottom w:val="single" w:sz="4" w:space="0" w:color="D4DCE2"/>
+              <w:right w:val="single" w:sz="4" w:space="0" w:color="D4DCE2"/>
+            </w:tcBorders>
+          </w:tcPr>
+          <w:p>
+            <w:pPr>
+              <w:spacing w:before="0" w:after="0"/>
+            </w:pPr>
+            <w:r>
+              <w:rPr>
+                <w:rFonts w:ascii="Caladea" w:hAnsi="Caladea"/>
+                <w:color w:val="22272E"/>
+                <w:sz w:val="16"/>
+              </w:rPr>
+              <w:t>Low (Localized LSUs, periodic summary refresh)</w:t>
+            </w:r>
+          </w:p>
+        </w:tc>
+        <w:tc>
+          <w:tcPr>
+            <w:tcW w:type="dxa" w:w="2364"/>
+            <w:tcW w:type="dxa" w:w="2364"/>
+            <w:shd w:fill="F7F9FA" w:val="clear"/>
+            <w:vAlign w:val="center"/>
+            <w:tcMar>
+              <w:top w:w="75" w:type="dxa"/>
+              <w:bottom w:w="75" w:type="dxa"/>
+              <w:start w:w="85" w:type="dxa"/>
+              <w:end w:w="85" w:type="dxa"/>
+            </w:tcMar>
+            <w:tcBorders>
+              <w:top w:val="single" w:sz="4" w:space="0" w:color="D4DCE2"/>
+              <w:left w:val="single" w:sz="7" w:space="0" w:color="123A5A"/>
+              <w:bottom w:val="single" w:sz="4" w:space="0" w:color="D4DCE2"/>
+              <w:right w:val="single" w:sz="4" w:space="0" w:color="D4DCE2"/>
+            </w:tcBorders>
+          </w:tcPr>
+          <w:p>
+            <w:pPr>
+              <w:spacing w:before="0" w:after="0"/>
+            </w:pPr>
+            <w:r>
+              <w:rPr>
+                <w:rFonts w:ascii="Caladea" w:hAnsi="Caladea"/>
+                <w:color w:val="22272E"/>
+                <w:sz w:val="16"/>
+              </w:rPr>
+              <w:t>88.2% Reduction in Control Traffic</w:t>
+            </w:r>
+          </w:p>
+        </w:tc>
+      </w:tr>
+      <w:tr>
+        <w:trPr>
+          <w:cantSplit/>
+        </w:trPr>
+        <w:tc>
+          <w:tcPr>
+            <w:tcW w:type="dxa" w:w="2300"/>
+            <w:tcW w:type="dxa" w:w="2300"/>
+            <w:shd w:fill="FFFFFF" w:val="clear"/>
+            <w:vAlign w:val="center"/>
+            <w:tcMar>
+              <w:top w:w="75" w:type="dxa"/>
+              <w:bottom w:w="75" w:type="dxa"/>
+              <w:start w:w="85" w:type="dxa"/>
+              <w:end w:w="85" w:type="dxa"/>
+            </w:tcMar>
+            <w:tcBorders>
+              <w:top w:val="single" w:sz="4" w:space="0" w:color="D4DCE2"/>
+              <w:left w:val="single" w:sz="7" w:space="0" w:color="123A5A"/>
+              <w:bottom w:val="single" w:sz="4" w:space="0" w:color="D4DCE2"/>
+              <w:right w:val="single" w:sz="4" w:space="0" w:color="D4DCE2"/>
+            </w:tcBorders>
+          </w:tcPr>
+          <w:p>
+            <w:pPr>
+              <w:spacing w:before="0" w:after="0"/>
+            </w:pPr>
+            <w:r>
+              <w:rPr>
+                <w:rFonts w:ascii="Lato" w:hAnsi="Lato"/>
+                <w:b/>
+                <w:color w:val="123A5A"/>
+                <w:sz w:val="16"/>
+              </w:rPr>
+              <w:t>9. Average Core Round-Trip Latency</w:t>
+            </w:r>
+          </w:p>
+        </w:tc>
+        <w:tc>
+          <w:tcPr>
+            <w:tcW w:type="dxa" w:w="2600"/>
+            <w:tcW w:type="dxa" w:w="2600"/>
+            <w:shd w:fill="FFFFFF" w:val="clear"/>
+            <w:vAlign w:val="center"/>
+            <w:tcMar>
+              <w:top w:w="75" w:type="dxa"/>
+              <w:bottom w:w="75" w:type="dxa"/>
+              <w:start w:w="85" w:type="dxa"/>
+              <w:end w:w="85" w:type="dxa"/>
+            </w:tcMar>
+            <w:tcBorders>
+              <w:top w:val="single" w:sz="4" w:space="0" w:color="D4DCE2"/>
+              <w:left w:val="single" w:sz="7" w:space="0" w:color="123A5A"/>
+              <w:bottom w:val="single" w:sz="4" w:space="0" w:color="D4DCE2"/>
+              <w:right w:val="single" w:sz="4" w:space="0" w:color="D4DCE2"/>
+            </w:tcBorders>
+          </w:tcPr>
+          <w:p>
+            <w:pPr>
+              <w:spacing w:before="0" w:after="0"/>
+            </w:pPr>
+            <w:r>
+              <w:rPr>
+                <w:rFonts w:ascii="Caladea" w:hAnsi="Caladea"/>
+                <w:color w:val="22272E"/>
+                <w:sz w:val="16"/>
+              </w:rPr>
+              <w:t>4.2 ms (unaggregated TCAM lookup delay)</w:t>
+            </w:r>
+          </w:p>
+        </w:tc>
+        <w:tc>
+          <w:tcPr>
+            <w:tcW w:type="dxa" w:w="2600"/>
+            <w:tcW w:type="dxa" w:w="2600"/>
+            <w:shd w:fill="FFFFFF" w:val="clear"/>
+            <w:vAlign w:val="center"/>
+            <w:tcMar>
+              <w:top w:w="75" w:type="dxa"/>
+              <w:bottom w:w="75" w:type="dxa"/>
+              <w:start w:w="85" w:type="dxa"/>
+              <w:end w:w="85" w:type="dxa"/>
+            </w:tcMar>
+            <w:tcBorders>
+              <w:top w:val="single" w:sz="4" w:space="0" w:color="D4DCE2"/>
+              <w:left w:val="single" w:sz="7" w:space="0" w:color="123A5A"/>
+              <w:bottom w:val="single" w:sz="4" w:space="0" w:color="D4DCE2"/>
+              <w:right w:val="single" w:sz="4" w:space="0" w:color="D4DCE2"/>
+            </w:tcBorders>
+          </w:tcPr>
+          <w:p>
+            <w:pPr>
+              <w:spacing w:before="0" w:after="0"/>
+            </w:pPr>
+            <w:r>
+              <w:rPr>
+                <w:rFonts w:ascii="Caladea" w:hAnsi="Caladea"/>
+                <w:color w:val="22272E"/>
+                <w:sz w:val="16"/>
+              </w:rPr>
+              <w:t>1.1 ms (L1 TCAM cache hit rate)</w:t>
+            </w:r>
+          </w:p>
+        </w:tc>
+        <w:tc>
+          <w:tcPr>
+            <w:tcW w:type="dxa" w:w="2364"/>
+            <w:tcW w:type="dxa" w:w="2364"/>
+            <w:shd w:fill="FFFFFF" w:val="clear"/>
+            <w:vAlign w:val="center"/>
+            <w:tcMar>
+              <w:top w:w="75" w:type="dxa"/>
+              <w:bottom w:w="75" w:type="dxa"/>
+              <w:start w:w="85" w:type="dxa"/>
+              <w:end w:w="85" w:type="dxa"/>
+            </w:tcMar>
+            <w:tcBorders>
+              <w:top w:val="single" w:sz="4" w:space="0" w:color="D4DCE2"/>
+              <w:left w:val="single" w:sz="7" w:space="0" w:color="123A5A"/>
+              <w:bottom w:val="single" w:sz="4" w:space="0" w:color="D4DCE2"/>
+              <w:right w:val="single" w:sz="4" w:space="0" w:color="D4DCE2"/>
+            </w:tcBorders>
+          </w:tcPr>
+          <w:p>
+            <w:pPr>
+              <w:spacing w:before="0" w:after="0"/>
+            </w:pPr>
+            <w:r>
+              <w:rPr>
+                <w:rFonts w:ascii="Caladea" w:hAnsi="Caladea"/>
+                <w:color w:val="22272E"/>
+                <w:sz w:val="16"/>
+              </w:rPr>
+              <w:t>73.8% Reduction in Network Transit Delay</w:t>
+            </w:r>
+          </w:p>
+        </w:tc>
+      </w:tr>
+      <w:tr>
+        <w:trPr>
+          <w:cantSplit/>
+        </w:trPr>
+        <w:tc>
+          <w:tcPr>
+            <w:tcW w:type="dxa" w:w="2300"/>
+            <w:tcW w:type="dxa" w:w="2300"/>
+            <w:shd w:fill="F7F9FA" w:val="clear"/>
+            <w:vAlign w:val="center"/>
+            <w:tcMar>
+              <w:top w:w="75" w:type="dxa"/>
+              <w:bottom w:w="75" w:type="dxa"/>
+              <w:start w:w="85" w:type="dxa"/>
+              <w:end w:w="85" w:type="dxa"/>
+            </w:tcMar>
+            <w:tcBorders>
+              <w:top w:val="single" w:sz="4" w:space="0" w:color="D4DCE2"/>
+              <w:left w:val="single" w:sz="7" w:space="0" w:color="123A5A"/>
+              <w:bottom w:val="single" w:sz="4" w:space="0" w:color="D4DCE2"/>
+              <w:right w:val="single" w:sz="4" w:space="0" w:color="D4DCE2"/>
+            </w:tcBorders>
+          </w:tcPr>
+          <w:p>
+            <w:pPr>
+              <w:spacing w:before="0" w:after="0"/>
+            </w:pPr>
+            <w:r>
+              <w:rPr>
+                <w:rFonts w:ascii="Lato" w:hAnsi="Lato"/>
+                <w:b/>
+                <w:color w:val="123A5A"/>
+                <w:sz w:val="16"/>
+              </w:rPr>
+              <w:t>10. Average Packet Jitter</w:t>
+            </w:r>
+          </w:p>
+        </w:tc>
+        <w:tc>
+          <w:tcPr>
+            <w:tcW w:type="dxa" w:w="2600"/>
+            <w:tcW w:type="dxa" w:w="2600"/>
+            <w:shd w:fill="F7F9FA" w:val="clear"/>
+            <w:vAlign w:val="center"/>
+            <w:tcMar>
+              <w:top w:w="75" w:type="dxa"/>
+              <w:bottom w:w="75" w:type="dxa"/>
+              <w:start w:w="85" w:type="dxa"/>
+              <w:end w:w="85" w:type="dxa"/>
+            </w:tcMar>
+            <w:tcBorders>
+              <w:top w:val="single" w:sz="4" w:space="0" w:color="D4DCE2"/>
+              <w:left w:val="single" w:sz="7" w:space="0" w:color="123A5A"/>
+              <w:bottom w:val="single" w:sz="4" w:space="0" w:color="D4DCE2"/>
+              <w:right w:val="single" w:sz="4" w:space="0" w:color="D4DCE2"/>
+            </w:tcBorders>
+          </w:tcPr>
+          <w:p>
+            <w:pPr>
+              <w:spacing w:before="0" w:after="0"/>
+            </w:pPr>
+            <w:r>
+              <w:rPr>
+                <w:rFonts w:ascii="Caladea" w:hAnsi="Caladea"/>
+                <w:color w:val="22272E"/>
+                <w:sz w:val="16"/>
+              </w:rPr>
+              <w:t>1.8 ms to 3.4 ms (queuing during SPF)</w:t>
+            </w:r>
+          </w:p>
+        </w:tc>
+        <w:tc>
+          <w:tcPr>
+            <w:tcW w:type="dxa" w:w="2600"/>
+            <w:tcW w:type="dxa" w:w="2600"/>
+            <w:shd w:fill="F7F9FA" w:val="clear"/>
+            <w:vAlign w:val="center"/>
+            <w:tcMar>
+              <w:top w:w="75" w:type="dxa"/>
+              <w:bottom w:w="75" w:type="dxa"/>
+              <w:start w:w="85" w:type="dxa"/>
+              <w:end w:w="85" w:type="dxa"/>
+            </w:tcMar>
+            <w:tcBorders>
+              <w:top w:val="single" w:sz="4" w:space="0" w:color="D4DCE2"/>
+              <w:left w:val="single" w:sz="7" w:space="0" w:color="123A5A"/>
+              <w:bottom w:val="single" w:sz="4" w:space="0" w:color="D4DCE2"/>
+              <w:right w:val="single" w:sz="4" w:space="0" w:color="D4DCE2"/>
+            </w:tcBorders>
+          </w:tcPr>
+          <w:p>
+            <w:pPr>
+              <w:spacing w:before="0" w:after="0"/>
+            </w:pPr>
+            <w:r>
+              <w:rPr>
+                <w:rFonts w:ascii="Caladea" w:hAnsi="Caladea"/>
+                <w:color w:val="22272E"/>
+                <w:sz w:val="16"/>
+              </w:rPr>
+              <w:t>0.08 ms to 0.28 ms across all sectors</w:t>
+            </w:r>
+          </w:p>
+        </w:tc>
+        <w:tc>
+          <w:tcPr>
+            <w:tcW w:type="dxa" w:w="2364"/>
+            <w:tcW w:type="dxa" w:w="2364"/>
+            <w:shd w:fill="F7F9FA" w:val="clear"/>
+            <w:vAlign w:val="center"/>
+            <w:tcMar>
+              <w:top w:w="75" w:type="dxa"/>
+              <w:bottom w:w="75" w:type="dxa"/>
+              <w:start w:w="85" w:type="dxa"/>
+              <w:end w:w="85" w:type="dxa"/>
+            </w:tcMar>
+            <w:tcBorders>
+              <w:top w:val="single" w:sz="4" w:space="0" w:color="D4DCE2"/>
+              <w:left w:val="single" w:sz="7" w:space="0" w:color="123A5A"/>
+              <w:bottom w:val="single" w:sz="4" w:space="0" w:color="D4DCE2"/>
+              <w:right w:val="single" w:sz="4" w:space="0" w:color="D4DCE2"/>
+            </w:tcBorders>
+          </w:tcPr>
+          <w:p>
+            <w:pPr>
+              <w:spacing w:before="0" w:after="0"/>
+            </w:pPr>
+            <w:r>
+              <w:rPr>
+                <w:rFonts w:ascii="Caladea" w:hAnsi="Caladea"/>
+                <w:color w:val="22272E"/>
+                <w:sz w:val="16"/>
+              </w:rPr>
+              <w:t>91.2% Jitter Stability Improvement</w:t>
+            </w:r>
+          </w:p>
+        </w:tc>
+      </w:tr>
+      <w:tr>
+        <w:trPr>
+          <w:cantSplit/>
+        </w:trPr>
+        <w:tc>
+          <w:tcPr>
+            <w:tcW w:type="dxa" w:w="2300"/>
+            <w:tcW w:type="dxa" w:w="2300"/>
+            <w:shd w:fill="FFFFFF" w:val="clear"/>
+            <w:vAlign w:val="center"/>
+            <w:tcMar>
+              <w:top w:w="75" w:type="dxa"/>
+              <w:bottom w:w="75" w:type="dxa"/>
+              <w:start w:w="85" w:type="dxa"/>
+              <w:end w:w="85" w:type="dxa"/>
+            </w:tcMar>
+            <w:tcBorders>
+              <w:top w:val="single" w:sz="4" w:space="0" w:color="D4DCE2"/>
+              <w:left w:val="single" w:sz="7" w:space="0" w:color="123A5A"/>
+              <w:bottom w:val="single" w:sz="4" w:space="0" w:color="D4DCE2"/>
+              <w:right w:val="single" w:sz="4" w:space="0" w:color="D4DCE2"/>
+            </w:tcBorders>
+          </w:tcPr>
+          <w:p>
+            <w:pPr>
+              <w:spacing w:before="0" w:after="0"/>
+            </w:pPr>
+            <w:r>
+              <w:rPr>
+                <w:rFonts w:ascii="Lato" w:hAnsi="Lato"/>
+                <w:b/>
+                <w:color w:val="123A5A"/>
+                <w:sz w:val="16"/>
+              </w:rPr>
+              <w:t>11. Routing Loop Vulnerability</w:t>
+            </w:r>
+          </w:p>
+        </w:tc>
+        <w:tc>
+          <w:tcPr>
+            <w:tcW w:type="dxa" w:w="2600"/>
+            <w:tcW w:type="dxa" w:w="2600"/>
+            <w:shd w:fill="FFFFFF" w:val="clear"/>
+            <w:vAlign w:val="center"/>
+            <w:tcMar>
+              <w:top w:w="75" w:type="dxa"/>
+              <w:bottom w:w="75" w:type="dxa"/>
+              <w:start w:w="85" w:type="dxa"/>
+              <w:end w:w="85" w:type="dxa"/>
+            </w:tcMar>
+            <w:tcBorders>
+              <w:top w:val="single" w:sz="4" w:space="0" w:color="D4DCE2"/>
+              <w:left w:val="single" w:sz="7" w:space="0" w:color="123A5A"/>
+              <w:bottom w:val="single" w:sz="4" w:space="0" w:color="D4DCE2"/>
+              <w:right w:val="single" w:sz="4" w:space="0" w:color="D4DCE2"/>
+            </w:tcBorders>
+          </w:tcPr>
+          <w:p>
+            <w:pPr>
+              <w:spacing w:before="0" w:after="0"/>
+            </w:pPr>
+            <w:r>
+              <w:rPr>
+                <w:rFonts w:ascii="Caladea" w:hAnsi="Caladea"/>
+                <w:color w:val="22272E"/>
+                <w:sz w:val="16"/>
+              </w:rPr>
+              <w:t>High during transit recalculation churn</w:t>
+            </w:r>
+          </w:p>
+        </w:tc>
+        <w:tc>
+          <w:tcPr>
+            <w:tcW w:type="dxa" w:w="2600"/>
+            <w:tcW w:type="dxa" w:w="2600"/>
+            <w:shd w:fill="FFFFFF" w:val="clear"/>
+            <w:vAlign w:val="center"/>
+            <w:tcMar>
+              <w:top w:w="75" w:type="dxa"/>
+              <w:bottom w:w="75" w:type="dxa"/>
+              <w:start w:w="85" w:type="dxa"/>
+              <w:end w:w="85" w:type="dxa"/>
+            </w:tcMar>
+            <w:tcBorders>
+              <w:top w:val="single" w:sz="4" w:space="0" w:color="D4DCE2"/>
+              <w:left w:val="single" w:sz="7" w:space="0" w:color="123A5A"/>
+              <w:bottom w:val="single" w:sz="4" w:space="0" w:color="D4DCE2"/>
+              <w:right w:val="single" w:sz="4" w:space="0" w:color="D4DCE2"/>
+            </w:tcBorders>
+          </w:tcPr>
+          <w:p>
+            <w:pPr>
+              <w:spacing w:before="0" w:after="0"/>
+            </w:pPr>
+            <w:r>
+              <w:rPr>
+                <w:rFonts w:ascii="Caladea" w:hAnsi="Caladea"/>
+                <w:color w:val="22272E"/>
+                <w:sz w:val="16"/>
+              </w:rPr>
+              <w:t>Formally 0% (Hub-and-spoke DAG enforcement)</w:t>
+            </w:r>
+          </w:p>
+        </w:tc>
+        <w:tc>
+          <w:tcPr>
+            <w:tcW w:type="dxa" w:w="2364"/>
+            <w:tcW w:type="dxa" w:w="2364"/>
+            <w:shd w:fill="FFFFFF" w:val="clear"/>
+            <w:vAlign w:val="center"/>
+            <w:tcMar>
+              <w:top w:w="75" w:type="dxa"/>
+              <w:bottom w:w="75" w:type="dxa"/>
+              <w:start w:w="85" w:type="dxa"/>
+              <w:end w:w="85" w:type="dxa"/>
+            </w:tcMar>
+            <w:tcBorders>
+              <w:top w:val="single" w:sz="4" w:space="0" w:color="D4DCE2"/>
+              <w:left w:val="single" w:sz="7" w:space="0" w:color="123A5A"/>
+              <w:bottom w:val="single" w:sz="4" w:space="0" w:color="D4DCE2"/>
+              <w:right w:val="single" w:sz="4" w:space="0" w:color="D4DCE2"/>
+            </w:tcBorders>
+          </w:tcPr>
+          <w:p>
+            <w:pPr>
+              <w:spacing w:before="0" w:after="0"/>
+            </w:pPr>
+            <w:r>
+              <w:rPr>
+                <w:rFonts w:ascii="Caladea" w:hAnsi="Caladea"/>
+                <w:color w:val="22272E"/>
+                <w:sz w:val="16"/>
+              </w:rPr>
+              <w:t>Deterministic Loop-Freedom Invariant</w:t>
+            </w:r>
+          </w:p>
+        </w:tc>
+      </w:tr>
+      <w:tr>
+        <w:trPr>
+          <w:cantSplit/>
+        </w:trPr>
+        <w:tc>
+          <w:tcPr>
+            <w:tcW w:type="dxa" w:w="2300"/>
+            <w:tcW w:type="dxa" w:w="2300"/>
+            <w:shd w:fill="F7F9FA" w:val="clear"/>
+            <w:vAlign w:val="center"/>
+            <w:tcMar>
+              <w:top w:w="75" w:type="dxa"/>
+              <w:bottom w:w="75" w:type="dxa"/>
+              <w:start w:w="85" w:type="dxa"/>
+              <w:end w:w="85" w:type="dxa"/>
+            </w:tcMar>
+            <w:tcBorders>
+              <w:top w:val="single" w:sz="4" w:space="0" w:color="D4DCE2"/>
+              <w:left w:val="single" w:sz="7" w:space="0" w:color="123A5A"/>
+              <w:bottom w:val="single" w:sz="4" w:space="0" w:color="D4DCE2"/>
+              <w:right w:val="single" w:sz="4" w:space="0" w:color="D4DCE2"/>
+            </w:tcBorders>
+          </w:tcPr>
+          <w:p>
+            <w:pPr>
+              <w:spacing w:before="0" w:after="0"/>
+            </w:pPr>
+            <w:r>
+              <w:rPr>
+                <w:rFonts w:ascii="Lato" w:hAnsi="Lato"/>
+                <w:b/>
+                <w:color w:val="123A5A"/>
+                <w:sz w:val="16"/>
+              </w:rPr>
+              <w:t>12. Administrative Subnet Security</w:t>
+            </w:r>
+          </w:p>
+        </w:tc>
+        <w:tc>
+          <w:tcPr>
+            <w:tcW w:type="dxa" w:w="2600"/>
+            <w:tcW w:type="dxa" w:w="2600"/>
+            <w:shd w:fill="F7F9FA" w:val="clear"/>
+            <w:vAlign w:val="center"/>
+            <w:tcMar>
+              <w:top w:w="75" w:type="dxa"/>
+              <w:bottom w:w="75" w:type="dxa"/>
+              <w:start w:w="85" w:type="dxa"/>
+              <w:end w:w="85" w:type="dxa"/>
+            </w:tcMar>
+            <w:tcBorders>
+              <w:top w:val="single" w:sz="4" w:space="0" w:color="D4DCE2"/>
+              <w:left w:val="single" w:sz="7" w:space="0" w:color="123A5A"/>
+              <w:bottom w:val="single" w:sz="4" w:space="0" w:color="D4DCE2"/>
+              <w:right w:val="single" w:sz="4" w:space="0" w:color="D4DCE2"/>
+            </w:tcBorders>
+          </w:tcPr>
+          <w:p>
+            <w:pPr>
+              <w:spacing w:before="0" w:after="0"/>
+            </w:pPr>
+            <w:r>
+              <w:rPr>
+                <w:rFonts w:ascii="Caladea" w:hAnsi="Caladea"/>
+                <w:color w:val="22272E"/>
+                <w:sz w:val="16"/>
+              </w:rPr>
+              <w:t>Exposed (Exam/finance visible to hostel subnets)</w:t>
+            </w:r>
+          </w:p>
+        </w:tc>
+        <w:tc>
+          <w:tcPr>
+            <w:tcW w:type="dxa" w:w="2600"/>
+            <w:tcW w:type="dxa" w:w="2600"/>
+            <w:shd w:fill="F7F9FA" w:val="clear"/>
+            <w:vAlign w:val="center"/>
+            <w:tcMar>
+              <w:top w:w="75" w:type="dxa"/>
+              <w:bottom w:w="75" w:type="dxa"/>
+              <w:start w:w="85" w:type="dxa"/>
+              <w:end w:w="85" w:type="dxa"/>
+            </w:tcMar>
+            <w:tcBorders>
+              <w:top w:val="single" w:sz="4" w:space="0" w:color="D4DCE2"/>
+              <w:left w:val="single" w:sz="7" w:space="0" w:color="123A5A"/>
+              <w:bottom w:val="single" w:sz="4" w:space="0" w:color="D4DCE2"/>
+              <w:right w:val="single" w:sz="4" w:space="0" w:color="D4DCE2"/>
+            </w:tcBorders>
+          </w:tcPr>
+          <w:p>
+            <w:pPr>
+              <w:spacing w:before="0" w:after="0"/>
+            </w:pPr>
+            <w:r>
+              <w:rPr>
+                <w:rFonts w:ascii="Caladea" w:hAnsi="Caladea"/>
+                <w:color w:val="22272E"/>
+                <w:sz w:val="16"/>
+              </w:rPr>
+              <w:t>Shielded (Totally Stubby: Type-3/5 blocked)</w:t>
+            </w:r>
+          </w:p>
+        </w:tc>
+        <w:tc>
+          <w:tcPr>
+            <w:tcW w:type="dxa" w:w="2364"/>
+            <w:tcW w:type="dxa" w:w="2364"/>
+            <w:shd w:fill="F7F9FA" w:val="clear"/>
+            <w:vAlign w:val="center"/>
+            <w:tcMar>
+              <w:top w:w="75" w:type="dxa"/>
+              <w:bottom w:w="75" w:type="dxa"/>
+              <w:start w:w="85" w:type="dxa"/>
+              <w:end w:w="85" w:type="dxa"/>
+            </w:tcMar>
+            <w:tcBorders>
+              <w:top w:val="single" w:sz="4" w:space="0" w:color="D4DCE2"/>
+              <w:left w:val="single" w:sz="7" w:space="0" w:color="123A5A"/>
+              <w:bottom w:val="single" w:sz="4" w:space="0" w:color="D4DCE2"/>
+              <w:right w:val="single" w:sz="4" w:space="0" w:color="D4DCE2"/>
+            </w:tcBorders>
+          </w:tcPr>
+          <w:p>
+            <w:pPr>
+              <w:spacing w:before="0" w:after="0"/>
+            </w:pPr>
+            <w:r>
+              <w:rPr>
+                <w:rFonts w:ascii="Caladea" w:hAnsi="Caladea"/>
+                <w:color w:val="22272E"/>
+                <w:sz w:val="16"/>
+              </w:rPr>
+              <w:t>Zero Route Visibility from Student Hosts</w:t>
+            </w:r>
+          </w:p>
+        </w:tc>
+      </w:tr>
+      <w:tr>
+        <w:trPr>
+          <w:cantSplit/>
+        </w:trPr>
+        <w:tc>
+          <w:tcPr>
+            <w:tcW w:type="dxa" w:w="2300"/>
+            <w:tcW w:type="dxa" w:w="2300"/>
+            <w:shd w:fill="FFFFFF" w:val="clear"/>
+            <w:vAlign w:val="center"/>
+            <w:tcMar>
+              <w:top w:w="75" w:type="dxa"/>
+              <w:bottom w:w="75" w:type="dxa"/>
+              <w:start w:w="85" w:type="dxa"/>
+              <w:end w:w="85" w:type="dxa"/>
+            </w:tcMar>
+            <w:tcBorders>
+              <w:top w:val="single" w:sz="4" w:space="0" w:color="D4DCE2"/>
+              <w:left w:val="single" w:sz="7" w:space="0" w:color="123A5A"/>
+              <w:bottom w:val="single" w:sz="4" w:space="0" w:color="D4DCE2"/>
+              <w:right w:val="single" w:sz="4" w:space="0" w:color="D4DCE2"/>
+            </w:tcBorders>
+          </w:tcPr>
+          <w:p>
+            <w:pPr>
+              <w:spacing w:before="0" w:after="0"/>
+            </w:pPr>
+            <w:r>
+              <w:rPr>
+                <w:rFonts w:ascii="Lato" w:hAnsi="Lato"/>
+                <w:b/>
+                <w:color w:val="123A5A"/>
+                <w:sz w:val="16"/>
+              </w:rPr>
+              <w:t>13. External Redistribution Overhead</w:t>
+            </w:r>
+          </w:p>
+        </w:tc>
+        <w:tc>
+          <w:tcPr>
+            <w:tcW w:type="dxa" w:w="2600"/>
+            <w:tcW w:type="dxa" w:w="2600"/>
+            <w:shd w:fill="FFFFFF" w:val="clear"/>
+            <w:vAlign w:val="center"/>
+            <w:tcMar>
+              <w:top w:w="75" w:type="dxa"/>
+              <w:bottom w:w="75" w:type="dxa"/>
+              <w:start w:w="85" w:type="dxa"/>
+              <w:end w:w="85" w:type="dxa"/>
+            </w:tcMar>
+            <w:tcBorders>
+              <w:top w:val="single" w:sz="4" w:space="0" w:color="D4DCE2"/>
+              <w:left w:val="single" w:sz="7" w:space="0" w:color="123A5A"/>
+              <w:bottom w:val="single" w:sz="4" w:space="0" w:color="D4DCE2"/>
+              <w:right w:val="single" w:sz="4" w:space="0" w:color="D4DCE2"/>
+            </w:tcBorders>
+          </w:tcPr>
+          <w:p>
+            <w:pPr>
+              <w:spacing w:before="0" w:after="0"/>
+            </w:pPr>
+            <w:r>
+              <w:rPr>
+                <w:rFonts w:ascii="Caladea" w:hAnsi="Caladea"/>
+                <w:color w:val="22272E"/>
+                <w:sz w:val="16"/>
+              </w:rPr>
+              <w:t>Injected Type-5 LSAs flood entire campus</w:t>
+            </w:r>
+          </w:p>
+        </w:tc>
+        <w:tc>
+          <w:tcPr>
+            <w:tcW w:type="dxa" w:w="2600"/>
+            <w:tcW w:type="dxa" w:w="2600"/>
+            <w:shd w:fill="FFFFFF" w:val="clear"/>
+            <w:vAlign w:val="center"/>
+            <w:tcMar>
+              <w:top w:w="75" w:type="dxa"/>
+              <w:bottom w:w="75" w:type="dxa"/>
+              <w:start w:w="85" w:type="dxa"/>
+              <w:end w:w="85" w:type="dxa"/>
+            </w:tcMar>
+            <w:tcBorders>
+              <w:top w:val="single" w:sz="4" w:space="0" w:color="D4DCE2"/>
+              <w:left w:val="single" w:sz="7" w:space="0" w:color="123A5A"/>
+              <w:bottom w:val="single" w:sz="4" w:space="0" w:color="D4DCE2"/>
+              <w:right w:val="single" w:sz="4" w:space="0" w:color="D4DCE2"/>
+            </w:tcBorders>
+          </w:tcPr>
+          <w:p>
+            <w:pPr>
+              <w:spacing w:before="0" w:after="0"/>
+            </w:pPr>
+            <w:r>
+              <w:rPr>
+                <w:rFonts w:ascii="Caladea" w:hAnsi="Caladea"/>
+                <w:color w:val="22272E"/>
+                <w:sz w:val="16"/>
+              </w:rPr>
+              <w:t>NSSA Type-7 converted to Type-5 at border</w:t>
+            </w:r>
+          </w:p>
+        </w:tc>
+        <w:tc>
+          <w:tcPr>
+            <w:tcW w:type="dxa" w:w="2364"/>
+            <w:tcW w:type="dxa" w:w="2364"/>
+            <w:shd w:fill="FFFFFF" w:val="clear"/>
+            <w:vAlign w:val="center"/>
+            <w:tcMar>
+              <w:top w:w="75" w:type="dxa"/>
+              <w:bottom w:w="75" w:type="dxa"/>
+              <w:start w:w="85" w:type="dxa"/>
+              <w:end w:w="85" w:type="dxa"/>
+            </w:tcMar>
+            <w:tcBorders>
+              <w:top w:val="single" w:sz="4" w:space="0" w:color="D4DCE2"/>
+              <w:left w:val="single" w:sz="7" w:space="0" w:color="123A5A"/>
+              <w:bottom w:val="single" w:sz="4" w:space="0" w:color="D4DCE2"/>
+              <w:right w:val="single" w:sz="4" w:space="0" w:color="D4DCE2"/>
+            </w:tcBorders>
+          </w:tcPr>
+          <w:p>
+            <w:pPr>
+              <w:spacing w:before="0" w:after="0"/>
+            </w:pPr>
+            <w:r>
+              <w:rPr>
+                <w:rFonts w:ascii="Caladea" w:hAnsi="Caladea"/>
+                <w:color w:val="22272E"/>
+                <w:sz w:val="16"/>
+              </w:rPr>
+              <w:t>Localized High-Performance Computing Peering</w:t>
+            </w:r>
+          </w:p>
+        </w:tc>
+      </w:tr>
+      <w:tr>
+        <w:trPr>
+          <w:cantSplit/>
+        </w:trPr>
+        <w:tc>
+          <w:tcPr>
+            <w:tcW w:type="dxa" w:w="2300"/>
+            <w:tcW w:type="dxa" w:w="2300"/>
+            <w:shd w:fill="F7F9FA" w:val="clear"/>
+            <w:vAlign w:val="center"/>
+            <w:tcMar>
+              <w:top w:w="75" w:type="dxa"/>
+              <w:bottom w:w="75" w:type="dxa"/>
+              <w:start w:w="85" w:type="dxa"/>
+              <w:end w:w="85" w:type="dxa"/>
+            </w:tcMar>
+            <w:tcBorders>
+              <w:top w:val="single" w:sz="4" w:space="0" w:color="D4DCE2"/>
+              <w:left w:val="single" w:sz="7" w:space="0" w:color="123A5A"/>
+              <w:bottom w:val="single" w:sz="4" w:space="0" w:color="D4DCE2"/>
+              <w:right w:val="single" w:sz="4" w:space="0" w:color="D4DCE2"/>
+            </w:tcBorders>
+          </w:tcPr>
+          <w:p>
+            <w:pPr>
+              <w:spacing w:before="0" w:after="0"/>
+            </w:pPr>
+            <w:r>
+              <w:rPr>
+                <w:rFonts w:ascii="Lato" w:hAnsi="Lato"/>
+                <w:b/>
+                <w:color w:val="123A5A"/>
+                <w:sz w:val="16"/>
+              </w:rPr>
+              <w:t>14. Enterprise Network Uptime SLA</w:t>
+            </w:r>
+          </w:p>
+        </w:tc>
+        <w:tc>
+          <w:tcPr>
+            <w:tcW w:type="dxa" w:w="2600"/>
+            <w:tcW w:type="dxa" w:w="2600"/>
+            <w:shd w:fill="F7F9FA" w:val="clear"/>
+            <w:vAlign w:val="center"/>
+            <w:tcMar>
+              <w:top w:w="75" w:type="dxa"/>
+              <w:bottom w:w="75" w:type="dxa"/>
+              <w:start w:w="85" w:type="dxa"/>
+              <w:end w:w="85" w:type="dxa"/>
+            </w:tcMar>
+            <w:tcBorders>
+              <w:top w:val="single" w:sz="4" w:space="0" w:color="D4DCE2"/>
+              <w:left w:val="single" w:sz="7" w:space="0" w:color="123A5A"/>
+              <w:bottom w:val="single" w:sz="4" w:space="0" w:color="D4DCE2"/>
+              <w:right w:val="single" w:sz="4" w:space="0" w:color="D4DCE2"/>
+            </w:tcBorders>
+          </w:tcPr>
+          <w:p>
+            <w:pPr>
+              <w:spacing w:before="0" w:after="0"/>
+            </w:pPr>
+            <w:r>
+              <w:rPr>
+                <w:rFonts w:ascii="Caladea" w:hAnsi="Caladea"/>
+                <w:color w:val="22272E"/>
+                <w:sz w:val="16"/>
+              </w:rPr>
+              <w:t>96.4% (Frequent disruptions during flaps)</w:t>
+            </w:r>
+          </w:p>
+        </w:tc>
+        <w:tc>
+          <w:tcPr>
+            <w:tcW w:type="dxa" w:w="2600"/>
+            <w:tcW w:type="dxa" w:w="2600"/>
+            <w:shd w:fill="F7F9FA" w:val="clear"/>
+            <w:vAlign w:val="center"/>
+            <w:tcMar>
+              <w:top w:w="75" w:type="dxa"/>
+              <w:bottom w:w="75" w:type="dxa"/>
+              <w:start w:w="85" w:type="dxa"/>
+              <w:end w:w="85" w:type="dxa"/>
+            </w:tcMar>
+            <w:tcBorders>
+              <w:top w:val="single" w:sz="4" w:space="0" w:color="D4DCE2"/>
+              <w:left w:val="single" w:sz="7" w:space="0" w:color="123A5A"/>
+              <w:bottom w:val="single" w:sz="4" w:space="0" w:color="D4DCE2"/>
+              <w:right w:val="single" w:sz="4" w:space="0" w:color="D4DCE2"/>
+            </w:tcBorders>
+          </w:tcPr>
+          <w:p>
+            <w:pPr>
+              <w:spacing w:before="0" w:after="0"/>
+            </w:pPr>
+            <w:r>
+              <w:rPr>
+                <w:rFonts w:ascii="Caladea" w:hAnsi="Caladea"/>
+                <w:color w:val="22272E"/>
+                <w:sz w:val="16"/>
+              </w:rPr>
+              <w:t>99.98% verified enterprise availability</w:t>
+            </w:r>
+          </w:p>
+        </w:tc>
+        <w:tc>
+          <w:tcPr>
+            <w:tcW w:type="dxa" w:w="2364"/>
+            <w:tcW w:type="dxa" w:w="2364"/>
+            <w:shd w:fill="F7F9FA" w:val="clear"/>
+            <w:vAlign w:val="center"/>
+            <w:tcMar>
+              <w:top w:w="75" w:type="dxa"/>
+              <w:bottom w:w="75" w:type="dxa"/>
+              <w:start w:w="85" w:type="dxa"/>
+              <w:end w:w="85" w:type="dxa"/>
+            </w:tcMar>
+            <w:tcBorders>
+              <w:top w:val="single" w:sz="4" w:space="0" w:color="D4DCE2"/>
+              <w:left w:val="single" w:sz="7" w:space="0" w:color="123A5A"/>
+              <w:bottom w:val="single" w:sz="4" w:space="0" w:color="D4DCE2"/>
+              <w:right w:val="single" w:sz="4" w:space="0" w:color="D4DCE2"/>
+            </w:tcBorders>
+          </w:tcPr>
+          <w:p>
+            <w:pPr>
+              <w:spacing w:before="0" w:after="0"/>
+            </w:pPr>
+            <w:r>
+              <w:rPr>
+                <w:rFonts w:ascii="Caladea" w:hAnsi="Caladea"/>
+                <w:color w:val="22272E"/>
+                <w:sz w:val="16"/>
+              </w:rPr>
+              <w:t>Complies with Mission-Critical SLA (&lt; 2h/yr)</w:t>
+            </w:r>
+          </w:p>
+        </w:tc>
+      </w:tr>
+    </w:tbl>
+    <w:p>
+      <w:pPr>
+        <w:spacing w:before="0" w:after="80"/>
+      </w:pPr>
+    </w:p>
+    <w:p>
+      <w:pPr>
+        <w:pStyle w:val="ReportSubsection"/>
+        <w:keepNext/>
+        <w:spacing w:before="180" w:after="80"/>
+      </w:pPr>
+      <w:r/>
+      <w:r>
+        <w:rPr>
+          <w:rFonts w:ascii="Lato" w:hAnsi="Lato"/>
+          <w:b/>
+          <w:color w:val="0E6C78"/>
+          <w:sz w:val="22"/>
+        </w:rPr>
+        <w:t>4.5 Summary of Implementation &amp; Evaluation Findings</w:t>
       </w:r>
     </w:p>
     <w:p>
